--- a/planning/docs/16_Data_Cleaning_Decisions.docx
+++ b/planning/docs/16_Data_Cleaning_Decisions.docx
@@ -362,7 +362,7 @@
         <w:pStyle w:val="ListBullet"/>
       </w:pPr>
       <w:r>
-        <w:t>Supporting lane (wholesaler flag, Country, product mix, return-rate, predicted CLV) -&gt; NEVER enters the clustering matrix, but feeds EDA, validation, profiling, and recommendations.</w:t>
+        <w:t>Supporting lane (wholesaler flag, Country, return-rate, predicted CLV) -&gt; NEVER enters the clustering matrix, but feeds EDA, validation, profiling, and recommendations.</w:t>
       </w:r>
     </w:p>
     <w:p>
